--- a/ky/wisdom-stories/everyone-is-equal-here.docx
+++ b/ky/wisdom-stories/everyone-is-equal-here.docx
@@ -78,7 +78,7 @@
     </w:p>
     <w:p>
       <w:r>
-        <w:t>Бала ишин бүтүргөндө, ал эмгек акысын төлөп, үй-бүлөсүнө жардам катары дагы акча берди. Сүйлөшүп отуруп, баланын атасы каза болгонун билди. Ал мектепте окуп, сабактан кийин оорулуу апасына жардам берүү үчүн иштейт экен.</w:t>
+        <w:t>Бала ишин бүтүргөндө, жетекчи ага эмгек акысын төлөп, үй-бүлөсүнө жардам катары дагы акча берди. Сүйлөшүп отуруп, баланын атасы каза болгонун билди. Ал мектепте окуп, сабактан кийин оорулуу апасына жардам берүү үчүн иштейт экен.</w:t>
       </w:r>
     </w:p>
     <w:p>
